--- a/concierge-deploy/public/templates/oversight-retainer.docx
+++ b/concierge-deploy/public/templates/oversight-retainer.docx
@@ -521,7 +521,7 @@
           <w:sz w:val="16"/>
           <w:szCs w:val="16"/>
         </w:rPr>
-        <w:t xml:space="preserve">, seven years of UK construction and IoT project management, supplying professional services as a sole trader, 55 Remington Road, London N15 6SS. She observes, records and reports. She does not design, instruct the builder, certify the work, or estimate what it should cost, and this report does not make her responsible for the builder's work.</w:t>
+        <w:t xml:space="preserve">, seven years of UK construction and IoT project management, supplying professional services as a sole trader. She observes, records and reports. She does not design, instruct the builder, certify the work, or estimate what it should cost, and this report does not make her responsible for the builder's work.</w:t>
       </w:r>
     </w:p>
     <w:p>
@@ -18505,7 +18505,7 @@
         <w:sz w:val="14"/>
         <w:szCs w:val="14"/>
       </w:rPr>
-      <w:t xml:space="preserve">Supplied by Monique Sewell-Bennett, sole trader, 55 Remington Road, London N15 6SS</w:t>
+      <w:t xml:space="preserve">Supplied by Monique Sewell-Bennett, sole trader</w:t>
     </w:r>
     <w:r>
       <w:rPr>
